--- a/assets/docs/lop4/Dao duc - Lop 4.docx
+++ b/assets/docs/lop4/Dao duc - Lop 4.docx
@@ -653,6 +653,19 @@
               <w:t>NLS-AT: Chỉ xem video, hình ảnh GV đã chọn; ảnh HS chỉ chiếu trong lớp</w:t>
             </w:r>
           </w:p>
+          <w:p>
+            <w:pPr>
+              <w:spacing w:after="0"/>
+            </w:pPr>
+            <w:r>
+              <w:rPr>
+                <w:b w:val="0"/>
+                <w:i w:val="0"/>
+                <w:sz w:val="18"/>
+              </w:rPr>
+              <w:t>QPAN: Giáo dục lòng biết ơn anh hùng, liệt sĩ, người có công với cách mạng; liên hệ bản đồ hành chính Việt Nam và chủ quyền của Việt Nam đối với quần đảo Hoàng Sa, Trường Sa.</w:t>
+            </w:r>
+          </w:p>
         </w:tc>
         <w:tc>
           <w:tcPr>
@@ -1143,6 +1156,19 @@
                 <w:sz w:val="18"/>
               </w:rPr>
               <w:t>NLS-GT (Cơ bản 2): trẻ em có quyền được bảo vệ trên môi trường số; biết lên tiếng nhờ người lớn khi thấy bạn bị trêu chọc trên mạng.</w:t>
+            </w:r>
+          </w:p>
+          <w:p>
+            <w:pPr>
+              <w:spacing w:after="0"/>
+            </w:pPr>
+            <w:r>
+              <w:rPr>
+                <w:b w:val="0"/>
+                <w:i w:val="0"/>
+                <w:sz w:val="18"/>
+              </w:rPr>
+              <w:t>QPAN: Giáo dục tinh thần đoàn kết, yêu hoà bình; liên hệ bản đồ hành chính Việt Nam và chủ quyền của Việt Nam đối với quần đảo Hoàng Sa, Trường Sa.</w:t>
             </w:r>
           </w:p>
         </w:tc>
@@ -1726,6 +1752,19 @@
               <w:t>NLS-AT (Cơ bản 2): dùng thiết bị số có giờ giấc, biết giữ gìn đồ dùng và tài sản chung.</w:t>
             </w:r>
           </w:p>
+          <w:p>
+            <w:pPr>
+              <w:spacing w:after="0"/>
+            </w:pPr>
+            <w:r>
+              <w:rPr>
+                <w:b w:val="0"/>
+                <w:i w:val="0"/>
+                <w:sz w:val="18"/>
+              </w:rPr>
+              <w:t>KNS: KN chi tiêu và giữ gìn: dùng đồ dùng, tiền bạc hợp lí, giữ gìn của công.</w:t>
+            </w:r>
+          </w:p>
         </w:tc>
         <w:tc>
           <w:tcPr>
@@ -2191,6 +2230,19 @@
               <w:t>NLS-AT (Cơ bản 2): dùng thiết bị số có giờ giấc, biết giữ gìn đồ dùng và tài sản chung.</w:t>
             </w:r>
           </w:p>
+          <w:p>
+            <w:pPr>
+              <w:spacing w:after="0"/>
+            </w:pPr>
+            <w:r>
+              <w:rPr>
+                <w:b w:val="0"/>
+                <w:i w:val="0"/>
+                <w:sz w:val="18"/>
+              </w:rPr>
+              <w:t>KNS: KN hợp tác và chia sẻ: biết cảm thông, giúp đỡ bạn và làm việc cùng nhau.</w:t>
+            </w:r>
+          </w:p>
         </w:tc>
         <w:tc>
           <w:tcPr>
@@ -2653,6 +2705,7 @@
                 <w:i w:val="0"/>
                 <w:sz w:val="18"/>
               </w:rPr>
+              <w:t>KNS: KN chi tiêu và giữ gìn: dùng đồ dùng, tiền bạc hợp lí, giữ gìn của công.</w:t>
             </w:r>
           </w:p>
         </w:tc>
@@ -3724,6 +3777,7 @@
                 <w:i w:val="0"/>
                 <w:sz w:val="18"/>
               </w:rPr>
+              <w:t>KNS: KN chi tiêu và giữ gìn: dùng đồ dùng, tiền bạc hợp lí, giữ gìn của công.</w:t>
             </w:r>
           </w:p>
         </w:tc>

--- a/assets/docs/lop4/Dao duc - Lop 4.docx
+++ b/assets/docs/lop4/Dao duc - Lop 4.docx
@@ -923,6 +923,33 @@
                 <w:i w:val="0"/>
                 <w:sz w:val="18"/>
               </w:rPr>
+              <w:t>NLS-KT (Cơ bản 2): Ở bài “Biết ơn người lao động”, GV chiếu bộ ảnh người lao động ở nhiều nghề tại địa phương như bác nông dân, cô lao công</w:t>
+            </w:r>
+          </w:p>
+          <w:p>
+            <w:pPr>
+              <w:spacing w:after="0"/>
+            </w:pPr>
+            <w:r>
+              <w:rPr>
+                <w:b w:val="0"/>
+                <w:i w:val="0"/>
+                <w:sz w:val="18"/>
+              </w:rPr>
+              <w:t>NLS-ST (Cơ bản 2): Mỗi nhóm chọn một nghề, viết lời cảm ơn ngắn và chọn một ảnh phù hợp</w:t>
+            </w:r>
+          </w:p>
+          <w:p>
+            <w:pPr>
+              <w:spacing w:after="0"/>
+            </w:pPr>
+            <w:r>
+              <w:rPr>
+                <w:b w:val="0"/>
+                <w:i w:val="0"/>
+                <w:sz w:val="18"/>
+              </w:rPr>
+              <w:t>NLS-AT: Ảnh người lao động lấy từ nguồn thầy cô cung cấp hoặc do HS chụp khi đã xin</w:t>
             </w:r>
           </w:p>
         </w:tc>

--- a/assets/docs/lop4/Dao duc - Lop 4.docx
+++ b/assets/docs/lop4/Dao duc - Lop 4.docx
@@ -780,33 +780,6 @@
                 <w:i w:val="0"/>
                 <w:sz w:val="18"/>
               </w:rPr>
-              <w:t>NLS-KT (Cơ bản 2): GV chiếu bốn bức tranh của trò chơi Ai nhanh, ai đúng trong bài “Biết ơn người lao động (Tiết 2)” lên tivi; HS quan sát</w:t>
-            </w:r>
-          </w:p>
-          <w:p>
-            <w:pPr>
-              <w:spacing w:after="0"/>
-            </w:pPr>
-            <w:r>
-              <w:rPr>
-                <w:b w:val="0"/>
-                <w:i w:val="0"/>
-                <w:sz w:val="18"/>
-              </w:rPr>
-              <w:t>AI-NB (Cơ bản 2, QĐ 2422: 4.A2.2): GV chiếu hình ảnh máy bay phun thuốc trên ruộng, máy hỗ trợ bác sĩ đọc phim</w:t>
-            </w:r>
-          </w:p>
-          <w:p>
-            <w:pPr>
-              <w:spacing w:after="0"/>
-            </w:pPr>
-            <w:r>
-              <w:rPr>
-                <w:b w:val="0"/>
-                <w:i w:val="0"/>
-                <w:sz w:val="18"/>
-              </w:rPr>
-              <w:t>NLS-AT: Chỉ xem hình GV đã chuẩn bị; bài tìm hiểu ở nhà hỏi người thân</w:t>
             </w:r>
           </w:p>
         </w:tc>
@@ -923,33 +896,6 @@
                 <w:i w:val="0"/>
                 <w:sz w:val="18"/>
               </w:rPr>
-              <w:t>NLS-KT (Cơ bản 2): Ở bài “Biết ơn người lao động”, GV chiếu bộ ảnh người lao động ở nhiều nghề tại địa phương như bác nông dân, cô lao công</w:t>
-            </w:r>
-          </w:p>
-          <w:p>
-            <w:pPr>
-              <w:spacing w:after="0"/>
-            </w:pPr>
-            <w:r>
-              <w:rPr>
-                <w:b w:val="0"/>
-                <w:i w:val="0"/>
-                <w:sz w:val="18"/>
-              </w:rPr>
-              <w:t>NLS-ST (Cơ bản 2): Mỗi nhóm chọn một nghề, viết lời cảm ơn ngắn và chọn một ảnh phù hợp</w:t>
-            </w:r>
-          </w:p>
-          <w:p>
-            <w:pPr>
-              <w:spacing w:after="0"/>
-            </w:pPr>
-            <w:r>
-              <w:rPr>
-                <w:b w:val="0"/>
-                <w:i w:val="0"/>
-                <w:sz w:val="18"/>
-              </w:rPr>
-              <w:t>NLS-AT: Ảnh người lao động lấy từ nguồn thầy cô cung cấp hoặc do HS chụp khi đã xin</w:t>
             </w:r>
           </w:p>
         </w:tc>
@@ -1182,7 +1128,33 @@
                 <w:i w:val="0"/>
                 <w:sz w:val="18"/>
               </w:rPr>
-              <w:t>NLS-GT (Cơ bản 2): trẻ em có quyền được bảo vệ trên môi trường số; biết lên tiếng nhờ người lớn khi thấy bạn bị trêu chọc trên mạng.</w:t>
+              <w:t>NLS-KT (Cơ bản 2): GV chiếu một lời kêu gọi giúp đỡ hoàn cảnh khó khăn đang lan truyền trên mạng; HS tìm dấu hiệu đáng tin: có tên nhà trường</w:t>
+            </w:r>
+          </w:p>
+          <w:p>
+            <w:pPr>
+              <w:spacing w:after="0"/>
+            </w:pPr>
+            <w:r>
+              <w:rPr>
+                <w:b w:val="0"/>
+                <w:i w:val="0"/>
+                <w:sz w:val="18"/>
+              </w:rPr>
+              <w:t>NLS-GT (Cơ bản 2): HS cùng nhóm soạn một lời nhắn động viên gửi bạn đang gặp khó khăn (tin nhắn trong nhóm lớp hoặc thiệp điện tử)</w:t>
+            </w:r>
+          </w:p>
+          <w:p>
+            <w:pPr>
+              <w:spacing w:after="0"/>
+            </w:pPr>
+            <w:r>
+              <w:rPr>
+                <w:b w:val="0"/>
+                <w:i w:val="0"/>
+                <w:sz w:val="18"/>
+              </w:rPr>
+              <w:t>NLS-AT: Không tự chuyển tiền, không nhắn số tài khoản của gia đình theo lời kêu gọi trên mạng</w:t>
             </w:r>
           </w:p>
           <w:p>
@@ -1776,19 +1748,6 @@
                 <w:i w:val="0"/>
                 <w:sz w:val="18"/>
               </w:rPr>
-              <w:t>NLS-AT (Cơ bản 2): dùng thiết bị số có giờ giấc, biết giữ gìn đồ dùng và tài sản chung.</w:t>
-            </w:r>
-          </w:p>
-          <w:p>
-            <w:pPr>
-              <w:spacing w:after="0"/>
-            </w:pPr>
-            <w:r>
-              <w:rPr>
-                <w:b w:val="0"/>
-                <w:i w:val="0"/>
-                <w:sz w:val="18"/>
-              </w:rPr>
               <w:t>KNS: KN chi tiêu và giữ gìn: dùng đồ dùng, tiền bạc hợp lí, giữ gìn của công.</w:t>
             </w:r>
           </w:p>
@@ -2254,7 +2213,33 @@
                 <w:i w:val="0"/>
                 <w:sz w:val="18"/>
               </w:rPr>
-              <w:t>NLS-AT (Cơ bản 2): dùng thiết bị số có giờ giấc, biết giữ gìn đồ dùng và tài sản chung.</w:t>
+              <w:t>NLS-GQVĐ (Cơ bản 2): GV mở rộng khái niệm tài sản sang tài sản số: tệp bài làm, ảnh, tài khoản học tập, điện thoại và máy tính của người khác</w:t>
+            </w:r>
+          </w:p>
+          <w:p>
+            <w:pPr>
+              <w:spacing w:after="0"/>
+            </w:pPr>
+            <w:r>
+              <w:rPr>
+                <w:b w:val="0"/>
+                <w:i w:val="0"/>
+                <w:sz w:val="18"/>
+              </w:rPr>
+              <w:t>NLS-ST (Cơ bản 2): HS thực hành ghi tên tác giả, tên trang khi dùng ảnh hoặc đoạn viết của người khác trong sản phẩm của mình</w:t>
+            </w:r>
+          </w:p>
+          <w:p>
+            <w:pPr>
+              <w:spacing w:after="0"/>
+            </w:pPr>
+            <w:r>
+              <w:rPr>
+                <w:b w:val="0"/>
+                <w:i w:val="0"/>
+                <w:sz w:val="18"/>
+              </w:rPr>
+              <w:t>NLS-AT: Không mở máy, điện thoại, tài khoản của người khác khi chưa được phép</w:t>
             </w:r>
           </w:p>
           <w:p>
@@ -2616,6 +2601,33 @@
                 <w:i w:val="0"/>
                 <w:sz w:val="18"/>
               </w:rPr>
+              <w:t>NLS-GQVĐ (Cơ bản 2): GV cho HS kể tên tài sản chung ở trường có gắn với thiết bị số: máy tính phòng tin học, ti vi, máy chiếu, loa</w:t>
+            </w:r>
+          </w:p>
+          <w:p>
+            <w:pPr>
+              <w:spacing w:after="0"/>
+            </w:pPr>
+            <w:r>
+              <w:rPr>
+                <w:b w:val="0"/>
+                <w:i w:val="0"/>
+                <w:sz w:val="18"/>
+              </w:rPr>
+              <w:t>NLS-GT (Cơ bản 2): HS cùng xây dựng bản quy ước sử dụng phòng máy và bảng phân công trực nhật, mỗi tổ theo dõi và nhắc nhau thực hiện trong tuần.</w:t>
+            </w:r>
+          </w:p>
+          <w:p>
+            <w:pPr>
+              <w:spacing w:after="0"/>
+            </w:pPr>
+            <w:r>
+              <w:rPr>
+                <w:b w:val="0"/>
+                <w:i w:val="0"/>
+                <w:sz w:val="18"/>
+              </w:rPr>
+              <w:t>NLS-AT: Không xoá, không sửa dữ liệu trên máy dùng chung</w:t>
             </w:r>
           </w:p>
         </w:tc>
@@ -2873,7 +2885,6 @@
                 <w:i w:val="0"/>
                 <w:sz w:val="18"/>
               </w:rPr>
-              <w:t>NLS-AT (Cơ bản 2): dùng thiết bị số có giờ giấc, biết giữ gìn đồ dùng và tài sản chung.</w:t>
             </w:r>
           </w:p>
         </w:tc>
@@ -3106,7 +3117,33 @@
                 <w:i w:val="0"/>
                 <w:sz w:val="18"/>
               </w:rPr>
-              <w:t>NLS-GT (Cơ bản 2): ứng xử với thầy cô, bạn bè trên mạng cũng lễ phép như khi gặp trực tiếp.</w:t>
+              <w:t>NLS-GT (Cơ bản 2): GV cho HS phân tích cách kết bạn và giữ tình bạn khi trao đổi qua tin nhắn, nhóm lớp: chào hỏi, viết câu rõ ràng</w:t>
+            </w:r>
+          </w:p>
+          <w:p>
+            <w:pPr>
+              <w:spacing w:after="0"/>
+            </w:pPr>
+            <w:r>
+              <w:rPr>
+                <w:b w:val="0"/>
+                <w:i w:val="0"/>
+                <w:sz w:val="18"/>
+              </w:rPr>
+              <w:t>NLS-GT (Cơ bản 2): HS tập viết lại một tin nhắn dễ gây hiểu lầm thành tin nhắn tử tế, rõ ý</w:t>
+            </w:r>
+          </w:p>
+          <w:p>
+            <w:pPr>
+              <w:spacing w:after="0"/>
+            </w:pPr>
+            <w:r>
+              <w:rPr>
+                <w:b w:val="0"/>
+                <w:i w:val="0"/>
+                <w:sz w:val="18"/>
+              </w:rPr>
+              <w:t>NLS-AT: Chỉ kết bạn trên mạng với người mình biết ngoài đời</w:t>
             </w:r>
           </w:p>
         </w:tc>
@@ -3339,7 +3376,33 @@
                 <w:i w:val="0"/>
                 <w:sz w:val="18"/>
               </w:rPr>
-              <w:t>NLS-GT (Cơ bản 2): ứng xử với thầy cô, bạn bè trên mạng cũng lễ phép như khi gặp trực tiếp.</w:t>
+              <w:t>NLS-GT (Cơ bản 2): GV cho HS phân tích cách kết bạn và giữ tình bạn khi trao đổi qua tin nhắn, nhóm lớp: chào hỏi, viết câu rõ ràng</w:t>
+            </w:r>
+          </w:p>
+          <w:p>
+            <w:pPr>
+              <w:spacing w:after="0"/>
+            </w:pPr>
+            <w:r>
+              <w:rPr>
+                <w:b w:val="0"/>
+                <w:i w:val="0"/>
+                <w:sz w:val="18"/>
+              </w:rPr>
+              <w:t>NLS-GT (Cơ bản 2): HS tập viết lại một tin nhắn dễ gây hiểu lầm thành tin nhắn tử tế, rõ ý</w:t>
+            </w:r>
+          </w:p>
+          <w:p>
+            <w:pPr>
+              <w:spacing w:after="0"/>
+            </w:pPr>
+            <w:r>
+              <w:rPr>
+                <w:b w:val="0"/>
+                <w:i w:val="0"/>
+                <w:sz w:val="18"/>
+              </w:rPr>
+              <w:t>NLS-AT: Chỉ kết bạn trên mạng với người mình biết ngoài đời</w:t>
             </w:r>
           </w:p>
         </w:tc>
@@ -3688,6 +3751,33 @@
                 <w:i w:val="0"/>
                 <w:sz w:val="18"/>
               </w:rPr>
+              <w:t>NLS-GQVĐ (Cơ bản 2): GV cho HS quan sát các cách tiêu tiền trên môi trường số: mua hàng qua mạng, nạp tiền vào trò chơi, mua vật phẩm ảo</w:t>
+            </w:r>
+          </w:p>
+          <w:p>
+            <w:pPr>
+              <w:spacing w:after="0"/>
+            </w:pPr>
+            <w:r>
+              <w:rPr>
+                <w:b w:val="0"/>
+                <w:i w:val="0"/>
+                <w:sz w:val="18"/>
+              </w:rPr>
+              <w:t>AI-NB (Cơ bản 2): GV nêu: quảng cáo hiện ra trên điện thoại được trí tuệ nhân tạo chọn theo những thứ ta hay xem nên rất “đúng ý”</w:t>
+            </w:r>
+          </w:p>
+          <w:p>
+            <w:pPr>
+              <w:spacing w:after="0"/>
+            </w:pPr>
+            <w:r>
+              <w:rPr>
+                <w:b w:val="0"/>
+                <w:i w:val="0"/>
+                <w:sz w:val="18"/>
+              </w:rPr>
+              <w:t>NLS-AT: Không nạp tiền vào trò chơi, không nhập số thẻ ngân hàng của cha mẹ</w:t>
             </w:r>
           </w:p>
         </w:tc>
@@ -3921,7 +4011,6 @@
                 <w:i w:val="0"/>
                 <w:sz w:val="18"/>
               </w:rPr>
-              <w:t>NLS-AT (Cơ bản 2): dùng thiết bị số có giờ giấc, biết giữ gìn đồ dùng và tài sản chung.</w:t>
             </w:r>
           </w:p>
         </w:tc>
@@ -4270,7 +4359,33 @@
                 <w:i w:val="0"/>
                 <w:sz w:val="18"/>
               </w:rPr>
-              <w:t>NLS-GT (Cơ bản 2): trẻ em có quyền được bảo vệ trên môi trường số; biết lên tiếng nhờ người lớn khi thấy bạn bị trêu chọc trên mạng.</w:t>
+              <w:t>NLS-KT (Cơ bản 2): GV giới thiệu quyền của trẻ em gắn với môi trường mạng: quyền được học, được vui chơi, được bảo vệ</w:t>
+            </w:r>
+          </w:p>
+          <w:p>
+            <w:pPr>
+              <w:spacing w:after="0"/>
+            </w:pPr>
+            <w:r>
+              <w:rPr>
+                <w:b w:val="0"/>
+                <w:i w:val="0"/>
+                <w:sz w:val="18"/>
+              </w:rPr>
+              <w:t>NLS-GT (Cơ bản 2): HS thực hành nói lời từ chối khi bị đòi ảnh, đòi thông tin cá nhân</w:t>
+            </w:r>
+          </w:p>
+          <w:p>
+            <w:pPr>
+              <w:spacing w:after="0"/>
+            </w:pPr>
+            <w:r>
+              <w:rPr>
+                <w:b w:val="0"/>
+                <w:i w:val="0"/>
+                <w:sz w:val="18"/>
+              </w:rPr>
+              <w:t>NLS-AT: Không cho ai địa chỉ nhà, tên trường lớp, giờ tan học, ảnh riêng tư; không nhận quà</w:t>
             </w:r>
           </w:p>
         </w:tc>

--- a/assets/docs/lop4/Dao duc - Lop 4.docx
+++ b/assets/docs/lop4/Dao duc - Lop 4.docx
@@ -1742,6 +1742,45 @@
               <w:spacing w:after="0"/>
             </w:pPr>
             <w:r/>
+            <w:r>
+              <w:rPr>
+                <w:b w:val="0"/>
+                <w:i w:val="0"/>
+                <w:sz w:val="18"/>
+              </w:rPr>
+              <w:t>NLS-KT (Cơ bản 2): Ở bài “Yêu lao động”, GV chiếu bộ ảnh người lao động ở nhiều nghề và ảnh HS làm việc vừa sức như trực nhật, tưới cây</w:t>
+            </w:r>
+          </w:p>
+          <w:p>
+            <w:pPr>
+              <w:spacing w:after="0"/>
+            </w:pPr>
+            <w:r>
+              <w:rPr>
+                <w:b w:val="0"/>
+                <w:i w:val="0"/>
+                <w:sz w:val="18"/>
+              </w:rPr>
+              <w:t>NLS-GT (Cơ bản 2): GV gõ lên màn hình những việc HS kể thành bảng hai cột việc ở nhà và việc ở trường; cả lớp cùng đọc</w:t>
+            </w:r>
+          </w:p>
+          <w:p>
+            <w:pPr>
+              <w:spacing w:after="0"/>
+            </w:pPr>
+            <w:r>
+              <w:rPr>
+                <w:b w:val="0"/>
+                <w:i w:val="0"/>
+                <w:sz w:val="18"/>
+              </w:rPr>
+              <w:t>NLS-AT: HS chọn việc vừa sức, có người lớn hướng dẫn khi dùng dụng cụ</w:t>
+            </w:r>
+          </w:p>
+          <w:p>
+            <w:pPr>
+              <w:spacing w:after="0"/>
+            </w:pPr>
             <w:r>
               <w:rPr>
                 <w:b w:val="0"/>

--- a/assets/docs/lop4/Dao duc - Lop 4.docx
+++ b/assets/docs/lop4/Dao duc - Lop 4.docx
@@ -624,33 +624,7 @@
                 <w:i w:val="0"/>
                 <w:sz w:val="18"/>
               </w:rPr>
-              <w:t>NLS-KT (Cơ bản 2): GV chiếu video bài hát “Lớn lên em sẽ làm gì?” và hình ảnh người lao động trong bài “Biết ơn người lao động (Tiết 1)”: chị lao</w:t>
-            </w:r>
-          </w:p>
-          <w:p>
-            <w:pPr>
-              <w:spacing w:after="0"/>
-            </w:pPr>
-            <w:r>
-              <w:rPr>
-                <w:b w:val="0"/>
-                <w:i w:val="0"/>
-                <w:sz w:val="18"/>
-              </w:rPr>
-              <w:t>NLS-GQVĐ (Cơ bản 2): Trong trò chơi Giải đố về nghề nghiệp, GV chiếu câu đố và ba hình gợi ý lên tivi, đội chơi chọn hình nghề đúng</w:t>
-            </w:r>
-          </w:p>
-          <w:p>
-            <w:pPr>
-              <w:spacing w:after="0"/>
-            </w:pPr>
-            <w:r>
-              <w:rPr>
-                <w:b w:val="0"/>
-                <w:i w:val="0"/>
-                <w:sz w:val="18"/>
-              </w:rPr>
-              <w:t>NLS-AT: Chỉ xem video, hình ảnh GV đã chọn; ảnh HS chỉ chiếu trong lớp</w:t>
+              <w:t>NLS-KT (Cơ bản 2): Chiếu video bài hát “Lớn lên em sẽ làm gì?” và hình ảnh người lao động trong bài “Biết ơn người lao động (Tiết 1)”.</w:t>
             </w:r>
           </w:p>
           <w:p>
@@ -1128,33 +1102,7 @@
                 <w:i w:val="0"/>
                 <w:sz w:val="18"/>
               </w:rPr>
-              <w:t>NLS-KT (Cơ bản 2): GV chiếu một lời kêu gọi giúp đỡ hoàn cảnh khó khăn đang lan truyền trên mạng; HS tìm dấu hiệu đáng tin: có tên nhà trường</w:t>
-            </w:r>
-          </w:p>
-          <w:p>
-            <w:pPr>
-              <w:spacing w:after="0"/>
-            </w:pPr>
-            <w:r>
-              <w:rPr>
-                <w:b w:val="0"/>
-                <w:i w:val="0"/>
-                <w:sz w:val="18"/>
-              </w:rPr>
-              <w:t>NLS-GT (Cơ bản 2): HS cùng nhóm soạn một lời nhắn động viên gửi bạn đang gặp khó khăn (tin nhắn trong nhóm lớp hoặc thiệp điện tử)</w:t>
-            </w:r>
-          </w:p>
-          <w:p>
-            <w:pPr>
-              <w:spacing w:after="0"/>
-            </w:pPr>
-            <w:r>
-              <w:rPr>
-                <w:b w:val="0"/>
-                <w:i w:val="0"/>
-                <w:sz w:val="18"/>
-              </w:rPr>
-              <w:t>NLS-AT: Không tự chuyển tiền, không nhắn số tài khoản của gia đình theo lời kêu gọi trên mạng</w:t>
+              <w:t>NLS-GT (Cơ bản 2): HS cùng nhóm soạn một lời nhắn động viên gửi bạn đang gặp khó khăn (tin nhắn trong nhóm lớp hoặc thiệp điện tử).</w:t>
             </w:r>
           </w:p>
           <w:p>
@@ -1748,33 +1696,7 @@
                 <w:i w:val="0"/>
                 <w:sz w:val="18"/>
               </w:rPr>
-              <w:t>NLS-KT (Cơ bản 2): Ở bài “Yêu lao động”, GV chiếu bộ ảnh người lao động ở nhiều nghề và ảnh HS làm việc vừa sức như trực nhật, tưới cây</w:t>
-            </w:r>
-          </w:p>
-          <w:p>
-            <w:pPr>
-              <w:spacing w:after="0"/>
-            </w:pPr>
-            <w:r>
-              <w:rPr>
-                <w:b w:val="0"/>
-                <w:i w:val="0"/>
-                <w:sz w:val="18"/>
-              </w:rPr>
-              <w:t>NLS-GT (Cơ bản 2): GV gõ lên màn hình những việc HS kể thành bảng hai cột việc ở nhà và việc ở trường; cả lớp cùng đọc</w:t>
-            </w:r>
-          </w:p>
-          <w:p>
-            <w:pPr>
-              <w:spacing w:after="0"/>
-            </w:pPr>
-            <w:r>
-              <w:rPr>
-                <w:b w:val="0"/>
-                <w:i w:val="0"/>
-                <w:sz w:val="18"/>
-              </w:rPr>
-              <w:t>NLS-AT: HS chọn việc vừa sức, có người lớn hướng dẫn khi dùng dụng cụ</w:t>
+              <w:t>NLS-KT (Cơ bản 2): Ở bài “Yêu lao động”, GV chiếu bộ ảnh người lao động ở nhiều nghề.</w:t>
             </w:r>
           </w:p>
           <w:p>
@@ -2252,33 +2174,7 @@
                 <w:i w:val="0"/>
                 <w:sz w:val="18"/>
               </w:rPr>
-              <w:t>NLS-GQVĐ (Cơ bản 2): GV mở rộng khái niệm tài sản sang tài sản số: tệp bài làm, ảnh, tài khoản học tập, điện thoại và máy tính của người khác</w:t>
-            </w:r>
-          </w:p>
-          <w:p>
-            <w:pPr>
-              <w:spacing w:after="0"/>
-            </w:pPr>
-            <w:r>
-              <w:rPr>
-                <w:b w:val="0"/>
-                <w:i w:val="0"/>
-                <w:sz w:val="18"/>
-              </w:rPr>
-              <w:t>NLS-ST (Cơ bản 2): HS thực hành ghi tên tác giả, tên trang khi dùng ảnh hoặc đoạn viết của người khác trong sản phẩm của mình</w:t>
-            </w:r>
-          </w:p>
-          <w:p>
-            <w:pPr>
-              <w:spacing w:after="0"/>
-            </w:pPr>
-            <w:r>
-              <w:rPr>
-                <w:b w:val="0"/>
-                <w:i w:val="0"/>
-                <w:sz w:val="18"/>
-              </w:rPr>
-              <w:t>NLS-AT: Không mở máy, điện thoại, tài khoản của người khác khi chưa được phép</w:t>
+              <w:t>NLS-GQVĐ (Cơ bản 2): Mở rộng khái niệm tài sản sang tài sản số.</w:t>
             </w:r>
           </w:p>
           <w:p>
@@ -2640,33 +2536,7 @@
                 <w:i w:val="0"/>
                 <w:sz w:val="18"/>
               </w:rPr>
-              <w:t>NLS-GQVĐ (Cơ bản 2): GV cho HS kể tên tài sản chung ở trường có gắn với thiết bị số: máy tính phòng tin học, ti vi, máy chiếu, loa</w:t>
-            </w:r>
-          </w:p>
-          <w:p>
-            <w:pPr>
-              <w:spacing w:after="0"/>
-            </w:pPr>
-            <w:r>
-              <w:rPr>
-                <w:b w:val="0"/>
-                <w:i w:val="0"/>
-                <w:sz w:val="18"/>
-              </w:rPr>
-              <w:t>NLS-GT (Cơ bản 2): HS cùng xây dựng bản quy ước sử dụng phòng máy và bảng phân công trực nhật, mỗi tổ theo dõi và nhắc nhau thực hiện trong tuần.</w:t>
-            </w:r>
-          </w:p>
-          <w:p>
-            <w:pPr>
-              <w:spacing w:after="0"/>
-            </w:pPr>
-            <w:r>
-              <w:rPr>
-                <w:b w:val="0"/>
-                <w:i w:val="0"/>
-                <w:sz w:val="18"/>
-              </w:rPr>
-              <w:t>NLS-AT: Không xoá, không sửa dữ liệu trên máy dùng chung</w:t>
+              <w:t>NLS-GT (Cơ bản 2): HS cùng xây dựng bản quy ước sử dụng phòng máy và bảng phân công trực nhật, mỗi tổ theo dõi và.</w:t>
             </w:r>
           </w:p>
         </w:tc>
@@ -3156,33 +3026,7 @@
                 <w:i w:val="0"/>
                 <w:sz w:val="18"/>
               </w:rPr>
-              <w:t>NLS-GT (Cơ bản 2): GV cho HS phân tích cách kết bạn và giữ tình bạn khi trao đổi qua tin nhắn, nhóm lớp: chào hỏi, viết câu rõ ràng</w:t>
-            </w:r>
-          </w:p>
-          <w:p>
-            <w:pPr>
-              <w:spacing w:after="0"/>
-            </w:pPr>
-            <w:r>
-              <w:rPr>
-                <w:b w:val="0"/>
-                <w:i w:val="0"/>
-                <w:sz w:val="18"/>
-              </w:rPr>
-              <w:t>NLS-GT (Cơ bản 2): HS tập viết lại một tin nhắn dễ gây hiểu lầm thành tin nhắn tử tế, rõ ý</w:t>
-            </w:r>
-          </w:p>
-          <w:p>
-            <w:pPr>
-              <w:spacing w:after="0"/>
-            </w:pPr>
-            <w:r>
-              <w:rPr>
-                <w:b w:val="0"/>
-                <w:i w:val="0"/>
-                <w:sz w:val="18"/>
-              </w:rPr>
-              <w:t>NLS-AT: Chỉ kết bạn trên mạng với người mình biết ngoài đời</w:t>
+              <w:t>NLS-KT (Cơ bản 2): Ở hoạt động Khám phá bài “Thiết lập quan hệ bạn bè”, GV chiếu các tình huống làm quen bằng tranh và.</w:t>
             </w:r>
           </w:p>
         </w:tc>
@@ -3415,33 +3259,7 @@
                 <w:i w:val="0"/>
                 <w:sz w:val="18"/>
               </w:rPr>
-              <w:t>NLS-GT (Cơ bản 2): GV cho HS phân tích cách kết bạn và giữ tình bạn khi trao đổi qua tin nhắn, nhóm lớp: chào hỏi, viết câu rõ ràng</w:t>
-            </w:r>
-          </w:p>
-          <w:p>
-            <w:pPr>
-              <w:spacing w:after="0"/>
-            </w:pPr>
-            <w:r>
-              <w:rPr>
-                <w:b w:val="0"/>
-                <w:i w:val="0"/>
-                <w:sz w:val="18"/>
-              </w:rPr>
-              <w:t>NLS-GT (Cơ bản 2): HS tập viết lại một tin nhắn dễ gây hiểu lầm thành tin nhắn tử tế, rõ ý</w:t>
-            </w:r>
-          </w:p>
-          <w:p>
-            <w:pPr>
-              <w:spacing w:after="0"/>
-            </w:pPr>
-            <w:r>
-              <w:rPr>
-                <w:b w:val="0"/>
-                <w:i w:val="0"/>
-                <w:sz w:val="18"/>
-              </w:rPr>
-              <w:t>NLS-AT: Chỉ kết bạn trên mạng với người mình biết ngoài đời</w:t>
+              <w:t>NLS-GT (Cơ bản 2): Cho HS phân tích cách kết bạn và giữ tình bạn khi trao đổi qua tin nhắn, nhóm lớp.</w:t>
             </w:r>
           </w:p>
         </w:tc>
@@ -3790,33 +3608,7 @@
                 <w:i w:val="0"/>
                 <w:sz w:val="18"/>
               </w:rPr>
-              <w:t>NLS-GQVĐ (Cơ bản 2): GV cho HS quan sát các cách tiêu tiền trên môi trường số: mua hàng qua mạng, nạp tiền vào trò chơi, mua vật phẩm ảo</w:t>
-            </w:r>
-          </w:p>
-          <w:p>
-            <w:pPr>
-              <w:spacing w:after="0"/>
-            </w:pPr>
-            <w:r>
-              <w:rPr>
-                <w:b w:val="0"/>
-                <w:i w:val="0"/>
-                <w:sz w:val="18"/>
-              </w:rPr>
-              <w:t>AI-NB (Cơ bản 2): GV nêu: quảng cáo hiện ra trên điện thoại được trí tuệ nhân tạo chọn theo những thứ ta hay xem nên rất “đúng ý”</w:t>
-            </w:r>
-          </w:p>
-          <w:p>
-            <w:pPr>
-              <w:spacing w:after="0"/>
-            </w:pPr>
-            <w:r>
-              <w:rPr>
-                <w:b w:val="0"/>
-                <w:i w:val="0"/>
-                <w:sz w:val="18"/>
-              </w:rPr>
-              <w:t>NLS-AT: Không nạp tiền vào trò chơi, không nhập số thẻ ngân hàng của cha mẹ</w:t>
+              <w:t>NLS-GQVĐ (Cơ bản 2): Cho HS quan sát các cách tiêu tiền trên môi trường số: mua hàng qua mạng, nạp tiền vào trò chơi, mua.</w:t>
             </w:r>
           </w:p>
         </w:tc>
@@ -4398,7 +4190,7 @@
                 <w:i w:val="0"/>
                 <w:sz w:val="18"/>
               </w:rPr>
-              <w:t>NLS-KT (Cơ bản 2): GV giới thiệu quyền của trẻ em gắn với môi trường mạng: quyền được học, được vui chơi, được bảo vệ</w:t>
+              <w:t>NLS-KT (Cơ bản 2): Giới thiệu quyền của trẻ em gắn với môi trường mạng.</w:t>
             </w:r>
           </w:p>
           <w:p>
@@ -4411,7 +4203,7 @@
                 <w:i w:val="0"/>
                 <w:sz w:val="18"/>
               </w:rPr>
-              <w:t>NLS-GT (Cơ bản 2): HS thực hành nói lời từ chối khi bị đòi ảnh, đòi thông tin cá nhân</w:t>
+              <w:t>QTE</w:t>
             </w:r>
           </w:p>
           <w:p>
@@ -4424,7 +4216,7 @@
                 <w:i w:val="0"/>
                 <w:sz w:val="18"/>
               </w:rPr>
-              <w:t>NLS-AT: Không cho ai địa chỉ nhà, tên trường lớp, giờ tan học, ảnh riêng tư; không nhận quà</w:t>
+              <w:t>QTE: trẻ em có quyền được bày tỏ ý kiến và được người lớn lắng nghe về những việc liên quan đến mình (Luật Trẻ em 2016).</w:t>
             </w:r>
           </w:p>
         </w:tc>

--- a/assets/docs/lop4/Dao duc - Lop 4.docx
+++ b/assets/docs/lop4/Dao duc - Lop 4.docx
@@ -585,7 +585,7 @@
                 <w:i w:val="0"/>
                 <w:sz w:val="20"/>
               </w:rPr>
-              <w:t>Bài 01: BIẾT ƠN NGƯỜI LAO ĐỘNG (Tiết 1)</w:t>
+              <w:t>Bài 1. Biết ơn người lao động (Tiết 1)</w:t>
             </w:r>
           </w:p>
         </w:tc>
@@ -624,7 +624,7 @@
                 <w:i w:val="0"/>
                 <w:sz w:val="18"/>
               </w:rPr>
-              <w:t>NLS-KT (Cơ bản 2): Chiếu video bài hát “Lớn lên em sẽ làm gì?” và hình ảnh người lao động trong bài “Biết ơn người lao động (Tiết 1)”.</w:t>
+              <w:t>Năng lực số 1.1 CB2c: HS xem video bài hát “Lớn lên em sẽ làm gì?” và hình ảnh người lao động, kể được tên một số nghề</w:t>
             </w:r>
           </w:p>
           <w:p>
@@ -715,7 +715,7 @@
                 <w:i w:val="0"/>
                 <w:sz w:val="20"/>
               </w:rPr>
-              <w:t>Bài 01: BIẾT ƠN NGƯỜI LAO ĐỘNG (Tiết 2)</w:t>
+              <w:t>Bài 1. Biết ơn người lao động (Tiết 2)</w:t>
             </w:r>
           </w:p>
         </w:tc>
@@ -831,7 +831,7 @@
                 <w:i w:val="0"/>
                 <w:sz w:val="20"/>
               </w:rPr>
-              <w:t>Bài 01: BIẾT ƠN NGƯỜI LAO ĐỘNG (Tiết 3)</w:t>
+              <w:t>Bài 1. Biết ơn người lao động (Tiết 3)</w:t>
             </w:r>
           </w:p>
         </w:tc>
@@ -947,7 +947,7 @@
                 <w:i w:val="0"/>
                 <w:sz w:val="20"/>
               </w:rPr>
-              <w:t>Bài 01: BIẾT ƠN NGƯỜI LAO ĐỘNG (Tiết 4)</w:t>
+              <w:t>Bài 1. Biết ơn người lao động (Tiết 4)</w:t>
             </w:r>
           </w:p>
         </w:tc>
@@ -1063,7 +1063,7 @@
                 <w:i w:val="0"/>
                 <w:sz w:val="20"/>
               </w:rPr>
-              <w:t>Bài 02: CẢM THÔNG, GIÚP ĐỠ NGƯỜI GẶP KHÓ KHĂN (Tiết 1)</w:t>
+              <w:t>Bài 2. Cảm thông, giúp đỡ người gặp khó khăn (Tiết 1)</w:t>
             </w:r>
           </w:p>
         </w:tc>
@@ -1102,7 +1102,7 @@
                 <w:i w:val="0"/>
                 <w:sz w:val="18"/>
               </w:rPr>
-              <w:t>NLS-GT (Cơ bản 2): HS cùng nhóm soạn một lời nhắn động viên gửi bạn đang gặp khó khăn (tin nhắn trong nhóm lớp hoặc thiệp điện tử).</w:t>
+              <w:t>Năng lực số 1.2 CB2a: HS nhận ra dấu hiệu của lời kêu gọi từ thiện đáng tin và lời kêu gọi không rõ nguồn</w:t>
             </w:r>
           </w:p>
           <w:p>
@@ -1193,7 +1193,7 @@
                 <w:i w:val="0"/>
                 <w:sz w:val="20"/>
               </w:rPr>
-              <w:t>Bài 02: CẢM THÔNG, GIÚP ĐỠ NGƯỜI GẶP KHÓ KHĂN (Tiết 2)</w:t>
+              <w:t>Bài 2. Cảm thông, giúp đỡ người gặp khó khăn (Tiết 2)</w:t>
             </w:r>
           </w:p>
         </w:tc>
@@ -1232,6 +1232,7 @@
                 <w:i w:val="0"/>
                 <w:sz w:val="18"/>
               </w:rPr>
+              <w:t>Năng lực số 1.2 CB2a: HS nhận ra dấu hiệu của lời kêu gọi từ thiện đáng tin và lời kêu gọi không rõ nguồn</w:t>
             </w:r>
           </w:p>
         </w:tc>
@@ -1309,7 +1310,7 @@
                 <w:i w:val="0"/>
                 <w:sz w:val="20"/>
               </w:rPr>
-              <w:t>Bài 02: CẢM THÔNG, GIÚP ĐỠ NGƯỜI GẶP KHÓ KHĂN (Tiết 3)</w:t>
+              <w:t>Bài 2. Cảm thông, giúp đỡ người gặp khó khăn (Tiết 3)</w:t>
             </w:r>
           </w:p>
         </w:tc>
@@ -1348,6 +1349,7 @@
                 <w:i w:val="0"/>
                 <w:sz w:val="18"/>
               </w:rPr>
+              <w:t>Năng lực số 1.2 CB2a: HS nhận ra dấu hiệu của lời kêu gọi từ thiện đáng tin và lời kêu gọi không rõ nguồn</w:t>
             </w:r>
           </w:p>
         </w:tc>
@@ -1425,7 +1427,7 @@
                 <w:i w:val="0"/>
                 <w:sz w:val="20"/>
               </w:rPr>
-              <w:t>Bài 02: CẢM THÔNG, GIÚP ĐỠ NGƯỜI GẶP KHÓ KHĂN (Tiết 4)</w:t>
+              <w:t>Bài 2. Cảm thông, giúp đỡ người gặp khó khăn (Tiết 4)</w:t>
             </w:r>
           </w:p>
         </w:tc>
@@ -1464,6 +1466,7 @@
                 <w:i w:val="0"/>
                 <w:sz w:val="18"/>
               </w:rPr>
+              <w:t>Năng lực số 1.2 CB2a: HS nhận ra dấu hiệu của lời kêu gọi từ thiện đáng tin và lời kêu gọi không rõ nguồn</w:t>
             </w:r>
           </w:p>
         </w:tc>
@@ -1522,7 +1525,7 @@
                 <w:i w:val="0"/>
                 <w:sz w:val="20"/>
               </w:rPr>
-              <w:t>Ôn tập, thực hành kĩ năng</w:t>
+              <w:t>Ôn tập, đánh giá</w:t>
             </w:r>
           </w:p>
         </w:tc>
@@ -1541,7 +1544,7 @@
                 <w:i w:val="0"/>
                 <w:sz w:val="20"/>
               </w:rPr>
-              <w:t>THỰC HÀNH KĨ NĂNG GIỮA HỌC KÌ I</w:t>
+              <w:t>Thực hành kĩ năng giữa học kì I</w:t>
             </w:r>
           </w:p>
         </w:tc>
@@ -1657,7 +1660,7 @@
                 <w:i w:val="0"/>
                 <w:sz w:val="20"/>
               </w:rPr>
-              <w:t>Bài 03: YÊU LAO ĐỘNG (Tiết 1)</w:t>
+              <w:t>Bài 3. Yêu lao động (Tiết 1)</w:t>
             </w:r>
           </w:p>
         </w:tc>
@@ -1787,7 +1790,7 @@
                 <w:i w:val="0"/>
                 <w:sz w:val="20"/>
               </w:rPr>
-              <w:t>Bài 03: YÊU LAO ĐỘNG (Tiết 2)</w:t>
+              <w:t>Bài 3. Yêu lao động (Tiết 2)</w:t>
             </w:r>
           </w:p>
         </w:tc>
@@ -1903,7 +1906,7 @@
                 <w:i w:val="0"/>
                 <w:sz w:val="20"/>
               </w:rPr>
-              <w:t>Bài 03: YÊU LAO ĐỘNG (Tiết 3)</w:t>
+              <w:t>Bài 3. Yêu lao động (Tiết 3)</w:t>
             </w:r>
           </w:p>
         </w:tc>
@@ -2019,7 +2022,7 @@
                 <w:i w:val="0"/>
                 <w:sz w:val="20"/>
               </w:rPr>
-              <w:t>Bài 03: YÊU LAO ĐỘNG (Tiết 4)</w:t>
+              <w:t>Bài 3. Yêu lao động (Tiết 4)</w:t>
             </w:r>
           </w:p>
         </w:tc>
@@ -2135,7 +2138,7 @@
                 <w:i w:val="0"/>
                 <w:sz w:val="20"/>
               </w:rPr>
-              <w:t>Bài 04: TÔN TRỌNG TÀI SẢN CỦA NGƯỜI KHÁC (Tiết 1)</w:t>
+              <w:t>Bài 4. Tôn trọng tài sản của người khác (Tiết 1)</w:t>
             </w:r>
           </w:p>
         </w:tc>
@@ -2174,7 +2177,7 @@
                 <w:i w:val="0"/>
                 <w:sz w:val="18"/>
               </w:rPr>
-              <w:t>NLS-GQVĐ (Cơ bản 2): Mở rộng khái niệm tài sản sang tài sản số.</w:t>
+              <w:t>Năng lực số 5.2 CB2b: HS nêu được những thứ thuộc tài sản số của người khác và cách ứng xử đúng với chúng</w:t>
             </w:r>
           </w:p>
           <w:p>
@@ -2265,7 +2268,7 @@
                 <w:i w:val="0"/>
                 <w:sz w:val="20"/>
               </w:rPr>
-              <w:t>Bài 04: TÔN TRỌNG TÀI SẢN CỦA NGƯỜI KHÁC (Tiết 2)</w:t>
+              <w:t>Bài 4. Tôn trọng tài sản của người khác (Tiết 2)</w:t>
             </w:r>
           </w:p>
         </w:tc>
@@ -2304,6 +2307,7 @@
                 <w:i w:val="0"/>
                 <w:sz w:val="18"/>
               </w:rPr>
+              <w:t>Năng lực số 5.2 CB2b: HS nêu được những thứ thuộc tài sản số của người khác và cách ứng xử đúng với chúng</w:t>
             </w:r>
           </w:p>
         </w:tc>
@@ -2381,7 +2385,7 @@
                 <w:i w:val="0"/>
                 <w:sz w:val="20"/>
               </w:rPr>
-              <w:t>Bài 04: TÔN TRỌNG TÀI SẢN CỦA NGƯỜI KHÁC (Tiết 3)</w:t>
+              <w:t>Bài 4. Tôn trọng tài sản của người khác (Tiết 3)</w:t>
             </w:r>
           </w:p>
         </w:tc>
@@ -2420,6 +2424,7 @@
                 <w:i w:val="0"/>
                 <w:sz w:val="18"/>
               </w:rPr>
+              <w:t>Năng lực số 5.2 CB2b: HS nêu được những thứ thuộc tài sản số của người khác và cách ứng xử đúng với chúng</w:t>
             </w:r>
           </w:p>
         </w:tc>
@@ -2478,7 +2483,7 @@
                 <w:i w:val="0"/>
                 <w:sz w:val="20"/>
               </w:rPr>
-              <w:t>Ôn tập, thực hành kĩ năng</w:t>
+              <w:t>Ôn tập, đánh giá</w:t>
             </w:r>
           </w:p>
         </w:tc>
@@ -2497,7 +2502,7 @@
                 <w:i w:val="0"/>
                 <w:sz w:val="20"/>
               </w:rPr>
-              <w:t>THỰC HÀNH KĨ NĂNG CUỐI HỌC KÌ I</w:t>
+              <w:t>Thực hành kĩ năng cuối học kì I</w:t>
             </w:r>
           </w:p>
         </w:tc>
@@ -2614,7 +2619,7 @@
                 <w:i w:val="0"/>
                 <w:sz w:val="20"/>
               </w:rPr>
-              <w:t>Bài 05: BẢO VỆ CỦA CÔNG (Tiết 1)</w:t>
+              <w:t>Bài 5. Bảo vệ của công (Tiết 1)</w:t>
             </w:r>
           </w:p>
         </w:tc>
@@ -2647,6 +2652,19 @@
               <w:spacing w:after="0"/>
             </w:pPr>
             <w:r/>
+            <w:r>
+              <w:rPr>
+                <w:b w:val="0"/>
+                <w:i w:val="0"/>
+                <w:sz w:val="18"/>
+              </w:rPr>
+              <w:t>Năng lực số 5.2 CB2b: HS kể được tài sản chung là thiết bị số ở trường và cách sử dụng, giữ gìn đúng</w:t>
+            </w:r>
+          </w:p>
+          <w:p>
+            <w:pPr>
+              <w:spacing w:after="0"/>
+            </w:pPr>
             <w:r>
               <w:rPr>
                 <w:b w:val="0"/>
@@ -2755,7 +2773,7 @@
                 <w:i w:val="0"/>
                 <w:sz w:val="20"/>
               </w:rPr>
-              <w:t>Bài 05: BẢO VỆ CỦA CÔNG (Tiết 2)</w:t>
+              <w:t>Bài 5. Bảo vệ của công (Tiết 2)</w:t>
             </w:r>
           </w:p>
         </w:tc>
@@ -2794,6 +2812,7 @@
                 <w:i w:val="0"/>
                 <w:sz w:val="18"/>
               </w:rPr>
+              <w:t>Năng lực số 5.2 CB2b: HS kể được tài sản chung là thiết bị số ở trường và cách sử dụng, giữ gìn đúng</w:t>
             </w:r>
           </w:p>
         </w:tc>
@@ -2871,7 +2890,7 @@
                 <w:i w:val="0"/>
                 <w:sz w:val="20"/>
               </w:rPr>
-              <w:t>Bài 05: BẢO VỆ CỦA CÔNG (Tiết 3)</w:t>
+              <w:t>Bài 5. Bảo vệ của công (Tiết 3)</w:t>
             </w:r>
           </w:p>
         </w:tc>
@@ -2910,6 +2929,7 @@
                 <w:i w:val="0"/>
                 <w:sz w:val="18"/>
               </w:rPr>
+              <w:t>Năng lực số 5.2 CB2b: HS kể được tài sản chung là thiết bị số ở trường và cách sử dụng, giữ gìn đúng</w:t>
             </w:r>
           </w:p>
         </w:tc>
@@ -2987,7 +3007,7 @@
                 <w:i w:val="0"/>
                 <w:sz w:val="20"/>
               </w:rPr>
-              <w:t>Bài 06: THIẾT LẬP QUAN HỆ BẠN BÈ (Tiết 1)</w:t>
+              <w:t>Bài 6. Thiết lập quan hệ bạn bè (Tiết 1)</w:t>
             </w:r>
           </w:p>
         </w:tc>
@@ -3026,7 +3046,7 @@
                 <w:i w:val="0"/>
                 <w:sz w:val="18"/>
               </w:rPr>
-              <w:t>NLS-KT (Cơ bản 2): Ở hoạt động Khám phá bài “Thiết lập quan hệ bạn bè”, GV chiếu các tình huống làm quen bằng tranh và.</w:t>
+              <w:t>Năng lực số 2.5 CB2a: HS nêu và thực hiện được cách nhắn tin, trao đổi lịch sự để giữ tình bạn</w:t>
             </w:r>
           </w:p>
         </w:tc>
@@ -3104,7 +3124,7 @@
                 <w:i w:val="0"/>
                 <w:sz w:val="20"/>
               </w:rPr>
-              <w:t>Bài 06: THIẾT LẬP QUAN HỆ BẠN BÈ (Tiết 2)</w:t>
+              <w:t>Bài 6. Thiết lập quan hệ bạn bè (Tiết 2)</w:t>
             </w:r>
           </w:p>
         </w:tc>
@@ -3143,6 +3163,7 @@
                 <w:i w:val="0"/>
                 <w:sz w:val="18"/>
               </w:rPr>
+              <w:t>Năng lực số 2.5 CB2a: HS nêu và thực hiện được cách nhắn tin, trao đổi lịch sự để giữ tình bạn</w:t>
             </w:r>
           </w:p>
         </w:tc>
@@ -3220,7 +3241,7 @@
                 <w:i w:val="0"/>
                 <w:sz w:val="20"/>
               </w:rPr>
-              <w:t>Bài 07: DUY TRÌ QUAN HỆ BẠN BÈ (Tiết 1)</w:t>
+              <w:t>Bài 7. Duy trì quan hệ bạn bè (Tiết 1)</w:t>
             </w:r>
           </w:p>
         </w:tc>
@@ -3259,7 +3280,7 @@
                 <w:i w:val="0"/>
                 <w:sz w:val="18"/>
               </w:rPr>
-              <w:t>NLS-GT (Cơ bản 2): Cho HS phân tích cách kết bạn và giữ tình bạn khi trao đổi qua tin nhắn, nhóm lớp.</w:t>
+              <w:t>Năng lực số 2.5 CB2a: HS nêu và thực hiện được cách nhắn tin, trao đổi lịch sự để giữ tình bạn</w:t>
             </w:r>
           </w:p>
         </w:tc>
@@ -3337,7 +3358,7 @@
                 <w:i w:val="0"/>
                 <w:sz w:val="20"/>
               </w:rPr>
-              <w:t>Bài 07: DUY TRÌ QUAN HỆ BẠN BÈ (Tiết 2)</w:t>
+              <w:t>Bài 7. Duy trì quan hệ bạn bè (Tiết 2)</w:t>
             </w:r>
           </w:p>
         </w:tc>
@@ -3376,6 +3397,7 @@
                 <w:i w:val="0"/>
                 <w:sz w:val="18"/>
               </w:rPr>
+              <w:t>Năng lực số 2.5 CB2a: HS nêu và thực hiện được cách nhắn tin, trao đổi lịch sự để giữ tình bạn</w:t>
             </w:r>
           </w:p>
         </w:tc>
@@ -3453,7 +3475,7 @@
                 <w:i w:val="0"/>
                 <w:sz w:val="20"/>
               </w:rPr>
-              <w:t>Bài 07: DUY TRÌ QUAN HỆ BẠN BÈ (Tiết 3)</w:t>
+              <w:t>Bài 7. Duy trì quan hệ bạn bè (Tiết 3)</w:t>
             </w:r>
           </w:p>
         </w:tc>
@@ -3492,6 +3514,7 @@
                 <w:i w:val="0"/>
                 <w:sz w:val="18"/>
               </w:rPr>
+              <w:t>Năng lực số 2.5 CB2a: HS nêu và thực hiện được cách nhắn tin, trao đổi lịch sự để giữ tình bạn</w:t>
             </w:r>
           </w:p>
         </w:tc>
@@ -3550,7 +3573,7 @@
                 <w:i w:val="0"/>
                 <w:sz w:val="20"/>
               </w:rPr>
-              <w:t>Ôn tập, thực hành kĩ năng</w:t>
+              <w:t>Ôn tập, đánh giá</w:t>
             </w:r>
           </w:p>
         </w:tc>
@@ -3569,7 +3592,7 @@
                 <w:i w:val="0"/>
                 <w:sz w:val="20"/>
               </w:rPr>
-              <w:t>THỰC HÀNH KĨ NĂNG GIỮA HỌC KÌ II</w:t>
+              <w:t>Thực hành kĩ năng giữa học kì II</w:t>
             </w:r>
           </w:p>
         </w:tc>
@@ -3686,7 +3709,7 @@
                 <w:i w:val="0"/>
                 <w:sz w:val="20"/>
               </w:rPr>
-              <w:t>Bài 08: QUÝ TRỌNG ĐỒNG TIỀN (Tiết 1)</w:t>
+              <w:t>Bài 8. Quý trọng đồng tiền (Tiết 1)</w:t>
             </w:r>
           </w:p>
         </w:tc>
@@ -3719,6 +3742,32 @@
               <w:spacing w:after="0"/>
             </w:pPr>
             <w:r/>
+            <w:r>
+              <w:rPr>
+                <w:b w:val="0"/>
+                <w:i w:val="0"/>
+                <w:sz w:val="18"/>
+              </w:rPr>
+              <w:t>chi đơn giản và phân biệt khoản cần thiết với khoản chỉ là muốn</w:t>
+            </w:r>
+          </w:p>
+          <w:p>
+            <w:pPr>
+              <w:spacing w:after="0"/>
+            </w:pPr>
+            <w:r>
+              <w:rPr>
+                <w:b w:val="0"/>
+                <w:i w:val="0"/>
+                <w:sz w:val="18"/>
+              </w:rPr>
+              <w:t>NLS: Năng lực số 5.2 CB2b: HS lập được bảng thu</w:t>
+            </w:r>
+          </w:p>
+          <w:p>
+            <w:pPr>
+              <w:spacing w:after="0"/>
+            </w:pPr>
             <w:r>
               <w:rPr>
                 <w:b w:val="0"/>
@@ -3803,7 +3852,7 @@
                 <w:i w:val="0"/>
                 <w:sz w:val="20"/>
               </w:rPr>
-              <w:t>Bài 08: QUÝ TRỌNG ĐỒNG TIỀN (Tiết 2)</w:t>
+              <w:t>Bài 8. Quý trọng đồng tiền (Tiết 2)</w:t>
             </w:r>
           </w:p>
         </w:tc>
@@ -3842,6 +3891,20 @@
                 <w:i w:val="0"/>
                 <w:sz w:val="18"/>
               </w:rPr>
+              <w:t>chi đơn giản và phân biệt khoản cần thiết với khoản chỉ là muốn</w:t>
+            </w:r>
+          </w:p>
+          <w:p>
+            <w:pPr>
+              <w:spacing w:after="0"/>
+            </w:pPr>
+            <w:r>
+              <w:rPr>
+                <w:b w:val="0"/>
+                <w:i w:val="0"/>
+                <w:sz w:val="18"/>
+              </w:rPr>
+              <w:t>NLS: Năng lực số 5.2 CB2b: HS lập được bảng thu</w:t>
             </w:r>
           </w:p>
         </w:tc>
@@ -3919,7 +3982,7 @@
                 <w:i w:val="0"/>
                 <w:sz w:val="20"/>
               </w:rPr>
-              <w:t>Bài 08: QUÝ TRỌNG ĐỒNG TIỀN (Tiết 3)</w:t>
+              <w:t>Bài 8. Quý trọng đồng tiền (Tiết 3)</w:t>
             </w:r>
           </w:p>
         </w:tc>
@@ -3958,6 +4021,20 @@
                 <w:i w:val="0"/>
                 <w:sz w:val="18"/>
               </w:rPr>
+              <w:t>chi đơn giản và phân biệt khoản cần thiết với khoản chỉ là muốn</w:t>
+            </w:r>
+          </w:p>
+          <w:p>
+            <w:pPr>
+              <w:spacing w:after="0"/>
+            </w:pPr>
+            <w:r>
+              <w:rPr>
+                <w:b w:val="0"/>
+                <w:i w:val="0"/>
+                <w:sz w:val="18"/>
+              </w:rPr>
+              <w:t>NLS: Năng lực số 5.2 CB2b: HS lập được bảng thu</w:t>
             </w:r>
           </w:p>
         </w:tc>
@@ -4035,7 +4112,7 @@
                 <w:i w:val="0"/>
                 <w:sz w:val="20"/>
               </w:rPr>
-              <w:t>Bài 08: QUÝ TRỌNG ĐỒNG TIỀN (Tiết 4)</w:t>
+              <w:t>Bài 8. Quý trọng đồng tiền (Tiết 4)</w:t>
             </w:r>
           </w:p>
         </w:tc>
@@ -4074,6 +4151,20 @@
                 <w:i w:val="0"/>
                 <w:sz w:val="18"/>
               </w:rPr>
+              <w:t>chi đơn giản và phân biệt khoản cần thiết với khoản chỉ là muốn</w:t>
+            </w:r>
+          </w:p>
+          <w:p>
+            <w:pPr>
+              <w:spacing w:after="0"/>
+            </w:pPr>
+            <w:r>
+              <w:rPr>
+                <w:b w:val="0"/>
+                <w:i w:val="0"/>
+                <w:sz w:val="18"/>
+              </w:rPr>
+              <w:t>NLS: Năng lực số 5.2 CB2b: HS lập được bảng thu</w:t>
             </w:r>
           </w:p>
         </w:tc>
@@ -4151,7 +4242,7 @@
                 <w:i w:val="0"/>
                 <w:sz w:val="20"/>
               </w:rPr>
-              <w:t>Bài 09: QUYỀN VÀ BỔN PHẬN CỦA TRẺ EM (Tiết 1)</w:t>
+              <w:t>Bài 9. Quyền và bổn phận của trẻ em (Tiết 1)</w:t>
             </w:r>
           </w:p>
         </w:tc>
@@ -4190,7 +4281,7 @@
                 <w:i w:val="0"/>
                 <w:sz w:val="18"/>
               </w:rPr>
-              <w:t>NLS-KT (Cơ bản 2): Giới thiệu quyền của trẻ em gắn với môi trường mạng.</w:t>
+              <w:t>Năng lực số 1.1 CB2c: HS chỉ ra được quyền của trẻ em bị xâm phạm trong tình huống trên môi trường mạng</w:t>
             </w:r>
           </w:p>
           <w:p>
@@ -4294,7 +4385,7 @@
                 <w:i w:val="0"/>
                 <w:sz w:val="20"/>
               </w:rPr>
-              <w:t>Bài 09: QUYỀN VÀ BỔN PHẬN CỦA TRẺ EM (Tiết 2)</w:t>
+              <w:t>Bài 9. Quyền và bổn phận của trẻ em (Tiết 2)</w:t>
             </w:r>
           </w:p>
         </w:tc>
@@ -4333,6 +4424,7 @@
                 <w:i w:val="0"/>
                 <w:sz w:val="18"/>
               </w:rPr>
+              <w:t>Năng lực số 1.1 CB2c: HS chỉ ra được quyền của trẻ em bị xâm phạm trong tình huống trên môi trường mạng</w:t>
             </w:r>
           </w:p>
         </w:tc>
@@ -4410,7 +4502,7 @@
                 <w:i w:val="0"/>
                 <w:sz w:val="20"/>
               </w:rPr>
-              <w:t>Bài 09: QUYỀN VÀ BỔN PHẬN CỦA TRẺ EM (Tiết 3)</w:t>
+              <w:t>Bài 9. Quyền và bổn phận của trẻ em (Tiết 3)</w:t>
             </w:r>
           </w:p>
         </w:tc>
@@ -4449,6 +4541,7 @@
                 <w:i w:val="0"/>
                 <w:sz w:val="18"/>
               </w:rPr>
+              <w:t>Năng lực số 1.1 CB2c: HS chỉ ra được quyền của trẻ em bị xâm phạm trong tình huống trên môi trường mạng</w:t>
             </w:r>
           </w:p>
         </w:tc>
@@ -4526,7 +4619,7 @@
                 <w:i w:val="0"/>
                 <w:sz w:val="20"/>
               </w:rPr>
-              <w:t>Bài 09: QUYỀN VÀ BỔN PHẬN CỦA TRẺ EM (Tiết 4)</w:t>
+              <w:t>Bài 9. Quyền và bổn phận của trẻ em (Tiết 4)</w:t>
             </w:r>
           </w:p>
         </w:tc>
@@ -4565,6 +4658,7 @@
                 <w:i w:val="0"/>
                 <w:sz w:val="18"/>
               </w:rPr>
+              <w:t>Năng lực số 1.1 CB2c: HS chỉ ra được quyền của trẻ em bị xâm phạm trong tình huống trên môi trường mạng</w:t>
             </w:r>
           </w:p>
         </w:tc>
@@ -4623,7 +4717,7 @@
                 <w:i w:val="0"/>
                 <w:sz w:val="20"/>
               </w:rPr>
-              <w:t>Ôn tập, thực hành kĩ năng</w:t>
+              <w:t>Ôn tập, đánh giá</w:t>
             </w:r>
           </w:p>
         </w:tc>
@@ -4642,7 +4736,7 @@
                 <w:i w:val="0"/>
                 <w:sz w:val="20"/>
               </w:rPr>
-              <w:t>THỰC HÀNH KĨ NĂNG CUỐI NĂM HỌC</w:t>
+              <w:t>Thực hành kĩ năng cuối năm học</w:t>
             </w:r>
           </w:p>
         </w:tc>

--- a/assets/docs/lop4/Dao duc - Lop 4.docx
+++ b/assets/docs/lop4/Dao duc - Lop 4.docx
@@ -1699,7 +1699,7 @@
                 <w:i w:val="0"/>
                 <w:sz w:val="18"/>
               </w:rPr>
-              <w:t>NLS-KT (Cơ bản 2): Ở bài “Yêu lao động”, GV chiếu bộ ảnh người lao động ở nhiều nghề.</w:t>
+              <w:t>Năng lực số Miền 1 (Cơ bản, bậc 2): Ở bài “Yêu lao động”, GV chiếu bộ ảnh người lao động ở nhiều nghề và ảnh HS làm việc vừa sức như trực nhật, tưới cây, gấp quần áo; Năng lực số Miền 2 (Cơ bản, bậc 2): GV gõ lên màn hình những việc HS kể thành bảng hai cột việc ở nhà và việc ở trường; cả lớp cùng đọc</w:t>
             </w:r>
           </w:p>
           <w:p>

--- a/assets/docs/lop4/Dao duc - Lop 4.docx
+++ b/assets/docs/lop4/Dao duc - Lop 4.docx
@@ -2541,7 +2541,6 @@
                 <w:i w:val="0"/>
                 <w:sz w:val="18"/>
               </w:rPr>
-              <w:t>NLS-GT (Cơ bản 2): HS cùng xây dựng bản quy ước sử dụng phòng máy và bảng phân công trực nhật, mỗi tổ theo dõi và.</w:t>
             </w:r>
           </w:p>
         </w:tc>
@@ -3631,7 +3630,6 @@
                 <w:i w:val="0"/>
                 <w:sz w:val="18"/>
               </w:rPr>
-              <w:t>NLS-GQVĐ (Cơ bản 2): Cho HS quan sát các cách tiêu tiền trên môi trường số: mua hàng qua mạng, nạp tiền vào trò chơi, mua.</w:t>
             </w:r>
           </w:p>
         </w:tc>

--- a/assets/docs/lop4/Dao duc - Lop 4.docx
+++ b/assets/docs/lop4/Dao duc - Lop 4.docx
@@ -3746,20 +3746,7 @@
                 <w:i w:val="0"/>
                 <w:sz w:val="18"/>
               </w:rPr>
-              <w:t>chi đơn giản và phân biệt khoản cần thiết với khoản chỉ là muốn</w:t>
-            </w:r>
-          </w:p>
-          <w:p>
-            <w:pPr>
-              <w:spacing w:after="0"/>
-            </w:pPr>
-            <w:r>
-              <w:rPr>
-                <w:b w:val="0"/>
-                <w:i w:val="0"/>
-                <w:sz w:val="18"/>
-              </w:rPr>
-              <w:t>NLS: Năng lực số 5.2 CB2b: HS lập được bảng thu</w:t>
+              <w:t>Năng lực số 5.2 CB2b: HS lập được bảng thu – chi đơn giản và phân biệt khoản cần thiết với khoản chỉ là muốn</w:t>
             </w:r>
           </w:p>
           <w:p>
@@ -3889,20 +3876,7 @@
                 <w:i w:val="0"/>
                 <w:sz w:val="18"/>
               </w:rPr>
-              <w:t>chi đơn giản và phân biệt khoản cần thiết với khoản chỉ là muốn</w:t>
-            </w:r>
-          </w:p>
-          <w:p>
-            <w:pPr>
-              <w:spacing w:after="0"/>
-            </w:pPr>
-            <w:r>
-              <w:rPr>
-                <w:b w:val="0"/>
-                <w:i w:val="0"/>
-                <w:sz w:val="18"/>
-              </w:rPr>
-              <w:t>NLS: Năng lực số 5.2 CB2b: HS lập được bảng thu</w:t>
+              <w:t>Năng lực số 5.2 CB2b: HS lập được bảng thu – chi đơn giản và phân biệt khoản cần thiết với khoản chỉ là muốn</w:t>
             </w:r>
           </w:p>
         </w:tc>
@@ -4019,20 +3993,7 @@
                 <w:i w:val="0"/>
                 <w:sz w:val="18"/>
               </w:rPr>
-              <w:t>chi đơn giản và phân biệt khoản cần thiết với khoản chỉ là muốn</w:t>
-            </w:r>
-          </w:p>
-          <w:p>
-            <w:pPr>
-              <w:spacing w:after="0"/>
-            </w:pPr>
-            <w:r>
-              <w:rPr>
-                <w:b w:val="0"/>
-                <w:i w:val="0"/>
-                <w:sz w:val="18"/>
-              </w:rPr>
-              <w:t>NLS: Năng lực số 5.2 CB2b: HS lập được bảng thu</w:t>
+              <w:t>Năng lực số 5.2 CB2b: HS lập được bảng thu – chi đơn giản và phân biệt khoản cần thiết với khoản chỉ là muốn</w:t>
             </w:r>
           </w:p>
         </w:tc>
@@ -4149,20 +4110,7 @@
                 <w:i w:val="0"/>
                 <w:sz w:val="18"/>
               </w:rPr>
-              <w:t>chi đơn giản và phân biệt khoản cần thiết với khoản chỉ là muốn</w:t>
-            </w:r>
-          </w:p>
-          <w:p>
-            <w:pPr>
-              <w:spacing w:after="0"/>
-            </w:pPr>
-            <w:r>
-              <w:rPr>
-                <w:b w:val="0"/>
-                <w:i w:val="0"/>
-                <w:sz w:val="18"/>
-              </w:rPr>
-              <w:t>NLS: Năng lực số 5.2 CB2b: HS lập được bảng thu</w:t>
+              <w:t>Năng lực số 5.2 CB2b: HS lập được bảng thu – chi đơn giản và phân biệt khoản cần thiết với khoản chỉ là muốn</w:t>
             </w:r>
           </w:p>
         </w:tc>
